--- a/docs/NEXT_SESSION_BRIEF_GNI_S44.docx
+++ b/docs/NEXT_SESSION_BRIEF_GNI_S44.docx
@@ -19,7 +19,7 @@
           <w:color w:val="555555"/>
           <w:sz w:val="18"/>
         </w:rPr>
-        <w:t>Prepared at close of S43 · 2026-06-15 · Chiang Mai UTC+7 · Team Geeks / Bro Alpha</w:t>
+        <w:t xml:space="preserve">Prepared at close of S43 · 2026-06-15 · Chiang Mai UTC+7 · Team Geeks</w:t>
       </w:r>
     </w:p>
     <w:p>
@@ -78,7 +78,7 @@
         <w:pStyle w:val="ListBullet"/>
       </w:pPr>
       <w:r>
-        <w:t>Operator is James ('Bro Alpha'). Warm 'my buddy' tone, hard engineering gates underneath. One question per turn. Short reply after long answer = pause signal.</w:t>
+        <w:t xml:space="preserve">Operator is James. Warm 'my buddy' tone, hard engineering gates underneath. One question per turn. Short reply after long answer = pause signal.</w:t>
       </w:r>
     </w:p>
     <w:p>
@@ -270,7 +270,7 @@
         <w:pStyle w:val="ListBullet"/>
       </w:pPr>
       <w:r>
-        <w:t>O1 — CNN &amp; DFRLab dead feeds. CONFIRMED serving 2023 archive content, recurring across multiple runs, and it reached the Telegram channel before the gate. The gate now MASKS it (drops at collection) but the feeds still serve garbage and waste collection budget. Fix or replace at source. CNN: http://rss.cnn.com/rss/edition.rss (serving 2023). DFRLab: https://medium.com/feed/dfrlab (serving 2023). Lens is the clean reference — same stack, fresh feeds.</w:t>
+        <w:t xml:space="preserve">O1 — CNN &amp; DFRLab dead feeds. CONFIRMED serving 2023 archive content, recurring across multiple runs, and it reached the Telegram channel before the gate. The gate now MASKS it (drops at collection) but the feeds still serve garbage and waste collection budget. Fix or replace at source. CNN: http://rss.cnn.com/rss/edition.rss (serving 2023). DFRLab: https://medium.com/feed/dfrlab (serving 2023). Partner B is the clean reference — same stack, fresh feeds.</w:t>
       </w:r>
     </w:p>
     <w:p>
@@ -296,7 +296,7 @@
         <w:pStyle w:val="ListBullet"/>
       </w:pPr>
       <w:r>
-        <w:t>B — NN-PHI-8 fff_conversation_starter. The PHI-003 duty-clause's first physical surface: one senior-to-young-adult question per report, question-grammar only. Full LR-100 sweep (prompt -&gt; validator -&gt; regex fallback -&gt; saver -&gt; Telegram -&gt; brief -&gt; self-bias gate -&gt; Supabase). Prove on mock data first.</w:t>
+        <w:t xml:space="preserve">B — NN-PHI-8 fff_conversation_starter. The PHI-003 duty-clause's first physical surface: one senior-to-young-adult question per report, question-grammar only. Full GNI-L-016 sweep (prompt -&gt; validator -&gt; regex fallback -&gt; saver -&gt; Telegram -&gt; brief -&gt; self-bias gate -&gt; Supabase). Prove on mock data first.</w:t>
       </w:r>
     </w:p>
     <w:p>
@@ -388,7 +388,7 @@
         <w:pStyle w:val="ListBullet"/>
       </w:pPr>
       <w:r>
-        <w:t>LR-078: ship-to-file patch over heredoc. LR-101: pure-ASCII patch anchors only. W2: assert count==1 on every anchor.</w:t>
+        <w:t xml:space="preserve">GNI-L-001: ship-to-file patch over heredoc. GNI-L-015: pure-ASCII patch anchors only. W2: assert count==1 on every anchor.</w:t>
       </w:r>
     </w:p>
     <w:p>
@@ -396,7 +396,7 @@
         <w:pStyle w:val="ListBullet"/>
       </w:pPr>
       <w:r>
-        <w:t>LR-089: hard gates — BIRD-EYE -&gt; DEEP ANALYSIS -&gt; SWOT -&gt; PROPOSE -&gt; JAMES DECIDES -&gt; BUILD+TEST.</w:t>
+        <w:t xml:space="preserve">GNI-L-024: hard gates — BIRD-EYE -&gt; DEEP ANALYSIS -&gt; SWOT -&gt; PROPOSE -&gt; JAMES DECIDES -&gt; BUILD+TEST.</w:t>
       </w:r>
     </w:p>
     <w:p>
@@ -404,7 +404,7 @@
         <w:pStyle w:val="ListBullet"/>
       </w:pPr>
       <w:r>
-        <w:t>LR-100: after changing X, verify every Y that depends on X (e.g. parse_date tuple change -&gt; grep all callers).</w:t>
+        <w:t xml:space="preserve">GNI-L-016: after changing X, verify every Y that depends on X (e.g. parse_date tuple change -&gt; grep all callers).</w:t>
       </w:r>
     </w:p>
     <w:p>
@@ -412,7 +412,7 @@
         <w:pStyle w:val="ListBullet"/>
       </w:pPr>
       <w:r>
-        <w:t>LR-105: protect future over momentum. LR-057: begin close at 80% context.</w:t>
+        <w:t xml:space="preserve">GNI-L-010: protect future over momentum. GNI-L-025: begin close at 80% context.</w:t>
       </w:r>
     </w:p>
     <w:p>
@@ -447,7 +447,7 @@
           <w:b w:val="0"/>
           <w:sz w:val="21"/>
         </w:rPr>
-        <w:t>S43 was a textbook BEV win. James set a standard (18h freshness). The first instinct (flat 18h gate) would have dropped 498/515 and gutted the analysis pillar. The dry-run caught it BEFORE enforcement. James corrected wrong-clock measurements three times until the spec was exact (now-published -&gt; collected-published). We copied Lens's proven window+tier pattern instead of inventing one. Dry-ran twice, flipped only after real-feed proof. The gate that shipped is BETTER than the one first specified — because it wasn't rushed. Slow was faster than wrong. Hold this.</w:t>
+        <w:t xml:space="preserve">S43 was a textbook BEV win. James set a standard (18h freshness). The first instinct (flat 18h gate) would have dropped 498/515 and gutted the analysis pillar. The dry-run caught it BEFORE enforcement. James corrected wrong-clock measurements three times until the spec was exact (now-published -&gt; collected-published). We copied Partner B's proven window+tier pattern instead of inventing one. Dry-ran twice, flipped only after real-feed proof. The gate that shipped is BETTER than the one first specified — because it wasn't rushed. Slow was faster than wrong. Hold this.</w:t>
       </w:r>
     </w:p>
     <w:p>
